--- a/Template laprak alpro 2.docx
+++ b/Template laprak alpro 2.docx
@@ -170,7 +170,7 @@
           <w:szCs w:val="28"/>
           <w:lang w:val="en-ID"/>
         </w:rPr>
-        <w:t>NAMA</w:t>
+        <w:t>MUHAMMAD DHIMAS HAFIZH FATHURRAHMAN</w:t>
       </w:r>
     </w:p>
     <w:p>
@@ -193,7 +193,7 @@
           <w:szCs w:val="28"/>
           <w:lang w:val="en-ID"/>
         </w:rPr>
-        <w:t>NIM</w:t>
+        <w:t>2311102151</w:t>
       </w:r>
     </w:p>
     <w:p>
@@ -424,21 +424,7 @@
         <w:rPr>
           <w:lang w:val="en-ID"/>
         </w:rPr>
-        <w:t>[</w:t>
-      </w:r>
-      <w:proofErr w:type="spellStart"/>
-      <w:r>
-        <w:rPr>
-          <w:lang w:val="en-ID"/>
-        </w:rPr>
-        <w:t>judul</w:t>
-      </w:r>
-      <w:proofErr w:type="spellEnd"/>
-      <w:r>
-        <w:rPr>
-          <w:lang w:val="en-ID"/>
-        </w:rPr>
-        <w:t xml:space="preserve"> guided 1]</w:t>
+        <w:t>[judul guided 1]</w:t>
       </w:r>
     </w:p>
     <w:tbl>
@@ -474,47 +460,7 @@
                 <w:szCs w:val="22"/>
                 <w:lang w:val="en-ID"/>
               </w:rPr>
-              <w:t>[</w:t>
-            </w:r>
-            <w:proofErr w:type="spellStart"/>
-            <w:r>
-              <w:rPr>
-                <w:rFonts w:ascii="Courier New" w:hAnsi="Courier New" w:cs="Courier New"/>
-                <w:sz w:val="22"/>
-                <w:szCs w:val="22"/>
-                <w:lang w:val="en-ID"/>
-              </w:rPr>
-              <w:t>isi</w:t>
-            </w:r>
-            <w:proofErr w:type="spellEnd"/>
-            <w:r>
-              <w:rPr>
-                <w:rFonts w:ascii="Courier New" w:hAnsi="Courier New" w:cs="Courier New"/>
-                <w:sz w:val="22"/>
-                <w:szCs w:val="22"/>
-                <w:lang w:val="en-ID"/>
-              </w:rPr>
-              <w:t xml:space="preserve"> </w:t>
-            </w:r>
-            <w:proofErr w:type="spellStart"/>
-            <w:r>
-              <w:rPr>
-                <w:rFonts w:ascii="Courier New" w:hAnsi="Courier New" w:cs="Courier New"/>
-                <w:sz w:val="22"/>
-                <w:szCs w:val="22"/>
-                <w:lang w:val="en-ID"/>
-              </w:rPr>
-              <w:t>dengan</w:t>
-            </w:r>
-            <w:proofErr w:type="spellEnd"/>
-            <w:r>
-              <w:rPr>
-                <w:rFonts w:ascii="Courier New" w:hAnsi="Courier New" w:cs="Courier New"/>
-                <w:sz w:val="22"/>
-                <w:szCs w:val="22"/>
-                <w:lang w:val="en-ID"/>
-              </w:rPr>
-              <w:t xml:space="preserve"> source code]</w:t>
+              <w:t>[isi dengan source code]</w:t>
             </w:r>
           </w:p>
         </w:tc>
@@ -537,42 +483,26 @@
           <w:lang w:val="en-ID"/>
         </w:rPr>
       </w:pPr>
-      <w:proofErr w:type="gramStart"/>
       <w:r>
         <w:rPr>
           <w:lang w:val="en-ID"/>
         </w:rPr>
         <w:t>Output :</w:t>
       </w:r>
-      <w:proofErr w:type="gramEnd"/>
-    </w:p>
-    <w:p>
-      <w:pPr>
-        <w:pStyle w:val="ListParagraph"/>
-        <w:ind w:left="1134"/>
-        <w:rPr>
-          <w:lang w:val="en-ID"/>
-        </w:rPr>
-      </w:pPr>
-      <w:r>
-        <w:rPr>
-          <w:lang w:val="en-ID"/>
-        </w:rPr>
-        <w:t>[</w:t>
-      </w:r>
-      <w:proofErr w:type="spellStart"/>
-      <w:r>
-        <w:rPr>
-          <w:lang w:val="en-ID"/>
-        </w:rPr>
-        <w:t>masukkan</w:t>
-      </w:r>
-      <w:proofErr w:type="spellEnd"/>
-      <w:r>
-        <w:rPr>
-          <w:lang w:val="en-ID"/>
-        </w:rPr>
-        <w:t xml:space="preserve"> screenshot output]</w:t>
+    </w:p>
+    <w:p>
+      <w:pPr>
+        <w:pStyle w:val="ListParagraph"/>
+        <w:ind w:left="1134"/>
+        <w:rPr>
+          <w:lang w:val="en-ID"/>
+        </w:rPr>
+      </w:pPr>
+      <w:r>
+        <w:rPr>
+          <w:lang w:val="en-ID"/>
+        </w:rPr>
+        <w:t>[masukkan screenshot output]</w:t>
       </w:r>
     </w:p>
     <w:p>
@@ -600,33 +530,7 @@
         <w:rPr>
           <w:lang w:val="en-ID"/>
         </w:rPr>
-        <w:t>[</w:t>
-      </w:r>
-      <w:proofErr w:type="spellStart"/>
-      <w:r>
-        <w:rPr>
-          <w:lang w:val="en-ID"/>
-        </w:rPr>
-        <w:t>judul</w:t>
-      </w:r>
-      <w:proofErr w:type="spellEnd"/>
-      <w:r>
-        <w:rPr>
-          <w:lang w:val="en-ID"/>
-        </w:rPr>
-        <w:t xml:space="preserve"> guided </w:t>
-      </w:r>
-      <w:r>
-        <w:rPr>
-          <w:lang w:val="en-ID"/>
-        </w:rPr>
-        <w:t>2</w:t>
-      </w:r>
-      <w:r>
-        <w:rPr>
-          <w:lang w:val="en-ID"/>
-        </w:rPr>
-        <w:t>]</w:t>
+        <w:t>[judul guided 2]</w:t>
       </w:r>
     </w:p>
     <w:tbl>
@@ -660,47 +564,7 @@
                 <w:szCs w:val="22"/>
                 <w:lang w:val="en-ID"/>
               </w:rPr>
-              <w:t>[</w:t>
-            </w:r>
-            <w:proofErr w:type="spellStart"/>
-            <w:r>
-              <w:rPr>
-                <w:rFonts w:ascii="Courier New" w:hAnsi="Courier New" w:cs="Courier New"/>
-                <w:sz w:val="22"/>
-                <w:szCs w:val="22"/>
-                <w:lang w:val="en-ID"/>
-              </w:rPr>
-              <w:t>isi</w:t>
-            </w:r>
-            <w:proofErr w:type="spellEnd"/>
-            <w:r>
-              <w:rPr>
-                <w:rFonts w:ascii="Courier New" w:hAnsi="Courier New" w:cs="Courier New"/>
-                <w:sz w:val="22"/>
-                <w:szCs w:val="22"/>
-                <w:lang w:val="en-ID"/>
-              </w:rPr>
-              <w:t xml:space="preserve"> </w:t>
-            </w:r>
-            <w:proofErr w:type="spellStart"/>
-            <w:r>
-              <w:rPr>
-                <w:rFonts w:ascii="Courier New" w:hAnsi="Courier New" w:cs="Courier New"/>
-                <w:sz w:val="22"/>
-                <w:szCs w:val="22"/>
-                <w:lang w:val="en-ID"/>
-              </w:rPr>
-              <w:t>dengan</w:t>
-            </w:r>
-            <w:proofErr w:type="spellEnd"/>
-            <w:r>
-              <w:rPr>
-                <w:rFonts w:ascii="Courier New" w:hAnsi="Courier New" w:cs="Courier New"/>
-                <w:sz w:val="22"/>
-                <w:szCs w:val="22"/>
-                <w:lang w:val="en-ID"/>
-              </w:rPr>
-              <w:t xml:space="preserve"> source code]</w:t>
+              <w:t>[isi dengan source code]</w:t>
             </w:r>
           </w:p>
         </w:tc>
@@ -723,42 +587,26 @@
           <w:lang w:val="en-ID"/>
         </w:rPr>
       </w:pPr>
-      <w:proofErr w:type="gramStart"/>
       <w:r>
         <w:rPr>
           <w:lang w:val="en-ID"/>
         </w:rPr>
         <w:t>Output :</w:t>
       </w:r>
-      <w:proofErr w:type="gramEnd"/>
-    </w:p>
-    <w:p>
-      <w:pPr>
-        <w:pStyle w:val="ListParagraph"/>
-        <w:ind w:left="1134"/>
-        <w:rPr>
-          <w:lang w:val="en-ID"/>
-        </w:rPr>
-      </w:pPr>
-      <w:r>
-        <w:rPr>
-          <w:lang w:val="en-ID"/>
-        </w:rPr>
-        <w:t>[</w:t>
-      </w:r>
-      <w:proofErr w:type="spellStart"/>
-      <w:r>
-        <w:rPr>
-          <w:lang w:val="en-ID"/>
-        </w:rPr>
-        <w:t>masukkan</w:t>
-      </w:r>
-      <w:proofErr w:type="spellEnd"/>
-      <w:r>
-        <w:rPr>
-          <w:lang w:val="en-ID"/>
-        </w:rPr>
-        <w:t xml:space="preserve"> screenshot output]</w:t>
+    </w:p>
+    <w:p>
+      <w:pPr>
+        <w:pStyle w:val="ListParagraph"/>
+        <w:ind w:left="1134"/>
+        <w:rPr>
+          <w:lang w:val="en-ID"/>
+        </w:rPr>
+      </w:pPr>
+      <w:r>
+        <w:rPr>
+          <w:lang w:val="en-ID"/>
+        </w:rPr>
+        <w:t>[masukkan screenshot output]</w:t>
       </w:r>
     </w:p>
     <w:p>
@@ -786,33 +634,7 @@
         <w:rPr>
           <w:lang w:val="en-ID"/>
         </w:rPr>
-        <w:t>[</w:t>
-      </w:r>
-      <w:proofErr w:type="spellStart"/>
-      <w:r>
-        <w:rPr>
-          <w:lang w:val="en-ID"/>
-        </w:rPr>
-        <w:t>judul</w:t>
-      </w:r>
-      <w:proofErr w:type="spellEnd"/>
-      <w:r>
-        <w:rPr>
-          <w:lang w:val="en-ID"/>
-        </w:rPr>
-        <w:t xml:space="preserve"> guided </w:t>
-      </w:r>
-      <w:r>
-        <w:rPr>
-          <w:lang w:val="en-ID"/>
-        </w:rPr>
-        <w:t>3</w:t>
-      </w:r>
-      <w:r>
-        <w:rPr>
-          <w:lang w:val="en-ID"/>
-        </w:rPr>
-        <w:t>]</w:t>
+        <w:t>[judul guided 3]</w:t>
       </w:r>
     </w:p>
     <w:tbl>
@@ -846,47 +668,7 @@
                 <w:szCs w:val="22"/>
                 <w:lang w:val="en-ID"/>
               </w:rPr>
-              <w:t>[</w:t>
-            </w:r>
-            <w:proofErr w:type="spellStart"/>
-            <w:r>
-              <w:rPr>
-                <w:rFonts w:ascii="Courier New" w:hAnsi="Courier New" w:cs="Courier New"/>
-                <w:sz w:val="22"/>
-                <w:szCs w:val="22"/>
-                <w:lang w:val="en-ID"/>
-              </w:rPr>
-              <w:t>isi</w:t>
-            </w:r>
-            <w:proofErr w:type="spellEnd"/>
-            <w:r>
-              <w:rPr>
-                <w:rFonts w:ascii="Courier New" w:hAnsi="Courier New" w:cs="Courier New"/>
-                <w:sz w:val="22"/>
-                <w:szCs w:val="22"/>
-                <w:lang w:val="en-ID"/>
-              </w:rPr>
-              <w:t xml:space="preserve"> </w:t>
-            </w:r>
-            <w:proofErr w:type="spellStart"/>
-            <w:r>
-              <w:rPr>
-                <w:rFonts w:ascii="Courier New" w:hAnsi="Courier New" w:cs="Courier New"/>
-                <w:sz w:val="22"/>
-                <w:szCs w:val="22"/>
-                <w:lang w:val="en-ID"/>
-              </w:rPr>
-              <w:t>dengan</w:t>
-            </w:r>
-            <w:proofErr w:type="spellEnd"/>
-            <w:r>
-              <w:rPr>
-                <w:rFonts w:ascii="Courier New" w:hAnsi="Courier New" w:cs="Courier New"/>
-                <w:sz w:val="22"/>
-                <w:szCs w:val="22"/>
-                <w:lang w:val="en-ID"/>
-              </w:rPr>
-              <w:t xml:space="preserve"> source code]</w:t>
+              <w:t>[isi dengan source code]</w:t>
             </w:r>
           </w:p>
         </w:tc>
@@ -909,42 +691,26 @@
           <w:lang w:val="en-ID"/>
         </w:rPr>
       </w:pPr>
-      <w:proofErr w:type="gramStart"/>
       <w:r>
         <w:rPr>
           <w:lang w:val="en-ID"/>
         </w:rPr>
         <w:t>Output :</w:t>
       </w:r>
-      <w:proofErr w:type="gramEnd"/>
-    </w:p>
-    <w:p>
-      <w:pPr>
-        <w:pStyle w:val="ListParagraph"/>
-        <w:ind w:left="1134"/>
-        <w:rPr>
-          <w:lang w:val="en-ID"/>
-        </w:rPr>
-      </w:pPr>
-      <w:r>
-        <w:rPr>
-          <w:lang w:val="en-ID"/>
-        </w:rPr>
-        <w:t>[</w:t>
-      </w:r>
-      <w:proofErr w:type="spellStart"/>
-      <w:r>
-        <w:rPr>
-          <w:lang w:val="en-ID"/>
-        </w:rPr>
-        <w:t>masukkan</w:t>
-      </w:r>
-      <w:proofErr w:type="spellEnd"/>
-      <w:r>
-        <w:rPr>
-          <w:lang w:val="en-ID"/>
-        </w:rPr>
-        <w:t xml:space="preserve"> screenshot output]</w:t>
+    </w:p>
+    <w:p>
+      <w:pPr>
+        <w:pStyle w:val="ListParagraph"/>
+        <w:ind w:left="1134"/>
+        <w:rPr>
+          <w:lang w:val="en-ID"/>
+        </w:rPr>
+      </w:pPr>
+      <w:r>
+        <w:rPr>
+          <w:lang w:val="en-ID"/>
+        </w:rPr>
+        <w:t>[masukkan screenshot output]</w:t>
       </w:r>
     </w:p>
     <w:p>
@@ -1006,49 +772,7 @@
         <w:rPr>
           <w:lang w:val="en-ID"/>
         </w:rPr>
-        <w:t>[</w:t>
-      </w:r>
-      <w:proofErr w:type="spellStart"/>
-      <w:r>
-        <w:rPr>
-          <w:lang w:val="en-ID"/>
-        </w:rPr>
-        <w:t>isi</w:t>
-      </w:r>
-      <w:proofErr w:type="spellEnd"/>
-      <w:r>
-        <w:rPr>
-          <w:lang w:val="en-ID"/>
-        </w:rPr>
-        <w:t xml:space="preserve"> </w:t>
-      </w:r>
-      <w:proofErr w:type="spellStart"/>
-      <w:r>
-        <w:rPr>
-          <w:lang w:val="en-ID"/>
-        </w:rPr>
-        <w:t>dengan</w:t>
-      </w:r>
-      <w:proofErr w:type="spellEnd"/>
-      <w:r>
-        <w:rPr>
-          <w:lang w:val="en-ID"/>
-        </w:rPr>
-        <w:t xml:space="preserve"> </w:t>
-      </w:r>
-      <w:proofErr w:type="spellStart"/>
-      <w:r>
-        <w:rPr>
-          <w:lang w:val="en-ID"/>
-        </w:rPr>
-        <w:t>soal</w:t>
-      </w:r>
-      <w:proofErr w:type="spellEnd"/>
-      <w:r>
-        <w:rPr>
-          <w:lang w:val="en-ID"/>
-        </w:rPr>
-        <w:t xml:space="preserve"> unguided 1]</w:t>
+        <w:t>[isi dengan soal unguided 1]</w:t>
       </w:r>
     </w:p>
     <w:p>
@@ -1074,22 +798,12 @@
           <w:lang w:val="en-ID"/>
         </w:rPr>
       </w:pPr>
-      <w:proofErr w:type="spellStart"/>
-      <w:proofErr w:type="gramStart"/>
-      <w:r>
-        <w:rPr>
-          <w:lang w:val="en-ID"/>
-        </w:rPr>
-        <w:t>Jawaban</w:t>
-      </w:r>
-      <w:proofErr w:type="spellEnd"/>
-      <w:r>
-        <w:rPr>
-          <w:lang w:val="en-ID"/>
-        </w:rPr>
-        <w:t xml:space="preserve"> :</w:t>
-      </w:r>
-      <w:proofErr w:type="gramEnd"/>
+      <w:r>
+        <w:rPr>
+          <w:lang w:val="en-ID"/>
+        </w:rPr>
+        <w:t>Jawaban :</w:t>
+      </w:r>
       <w:r>
         <w:rPr>
           <w:lang w:val="en-ID"/>
@@ -1130,47 +844,7 @@
                 <w:szCs w:val="22"/>
                 <w:lang w:val="en-ID"/>
               </w:rPr>
-              <w:t>[</w:t>
-            </w:r>
-            <w:proofErr w:type="spellStart"/>
-            <w:r>
-              <w:rPr>
-                <w:rFonts w:ascii="Courier New" w:hAnsi="Courier New" w:cs="Courier New"/>
-                <w:sz w:val="22"/>
-                <w:szCs w:val="22"/>
-                <w:lang w:val="en-ID"/>
-              </w:rPr>
-              <w:t>isi</w:t>
-            </w:r>
-            <w:proofErr w:type="spellEnd"/>
-            <w:r>
-              <w:rPr>
-                <w:rFonts w:ascii="Courier New" w:hAnsi="Courier New" w:cs="Courier New"/>
-                <w:sz w:val="22"/>
-                <w:szCs w:val="22"/>
-                <w:lang w:val="en-ID"/>
-              </w:rPr>
-              <w:t xml:space="preserve"> </w:t>
-            </w:r>
-            <w:proofErr w:type="spellStart"/>
-            <w:r>
-              <w:rPr>
-                <w:rFonts w:ascii="Courier New" w:hAnsi="Courier New" w:cs="Courier New"/>
-                <w:sz w:val="22"/>
-                <w:szCs w:val="22"/>
-                <w:lang w:val="en-ID"/>
-              </w:rPr>
-              <w:t>dengan</w:t>
-            </w:r>
-            <w:proofErr w:type="spellEnd"/>
-            <w:r>
-              <w:rPr>
-                <w:rFonts w:ascii="Courier New" w:hAnsi="Courier New" w:cs="Courier New"/>
-                <w:sz w:val="22"/>
-                <w:szCs w:val="22"/>
-                <w:lang w:val="en-ID"/>
-              </w:rPr>
-              <w:t xml:space="preserve"> source code]</w:t>
+              <w:t>[isi dengan source code]</w:t>
             </w:r>
           </w:p>
         </w:tc>
@@ -1193,133 +867,65 @@
           <w:lang w:val="en-ID"/>
         </w:rPr>
       </w:pPr>
-      <w:proofErr w:type="gramStart"/>
       <w:r>
         <w:rPr>
           <w:lang w:val="en-ID"/>
         </w:rPr>
         <w:t>Output :</w:t>
       </w:r>
-      <w:proofErr w:type="gramEnd"/>
-    </w:p>
-    <w:p>
-      <w:pPr>
-        <w:pStyle w:val="ListParagraph"/>
-        <w:ind w:left="1134"/>
-        <w:rPr>
-          <w:lang w:val="en-ID"/>
-        </w:rPr>
-      </w:pPr>
-      <w:r>
-        <w:rPr>
-          <w:lang w:val="en-ID"/>
-        </w:rPr>
-        <w:t>[</w:t>
-      </w:r>
-      <w:proofErr w:type="spellStart"/>
-      <w:r>
-        <w:rPr>
-          <w:lang w:val="en-ID"/>
-        </w:rPr>
-        <w:t>masukkan</w:t>
-      </w:r>
-      <w:proofErr w:type="spellEnd"/>
-      <w:r>
-        <w:rPr>
-          <w:lang w:val="en-ID"/>
-        </w:rPr>
-        <w:t xml:space="preserve"> screenshot output]</w:t>
-      </w:r>
-    </w:p>
-    <w:p>
-      <w:pPr>
-        <w:pStyle w:val="ListParagraph"/>
-        <w:ind w:left="1134"/>
-        <w:rPr>
-          <w:lang w:val="en-ID"/>
-        </w:rPr>
-      </w:pPr>
-    </w:p>
-    <w:p>
-      <w:pPr>
-        <w:pStyle w:val="ListParagraph"/>
-        <w:ind w:left="1134"/>
-        <w:rPr>
-          <w:lang w:val="en-ID"/>
-        </w:rPr>
-      </w:pPr>
-      <w:proofErr w:type="spellStart"/>
-      <w:proofErr w:type="gramStart"/>
-      <w:r>
-        <w:rPr>
-          <w:lang w:val="en-ID"/>
-        </w:rPr>
-        <w:t>Penjelasan</w:t>
-      </w:r>
-      <w:proofErr w:type="spellEnd"/>
-      <w:r>
-        <w:rPr>
-          <w:lang w:val="en-ID"/>
-        </w:rPr>
-        <w:t xml:space="preserve"> :</w:t>
-      </w:r>
-      <w:proofErr w:type="gramEnd"/>
-    </w:p>
-    <w:p>
-      <w:pPr>
-        <w:pStyle w:val="ListParagraph"/>
-        <w:ind w:left="1134"/>
-        <w:rPr>
-          <w:lang w:val="en-ID"/>
-        </w:rPr>
-      </w:pPr>
-      <w:r>
-        <w:rPr>
-          <w:lang w:val="en-ID"/>
-        </w:rPr>
-        <w:t>[</w:t>
-      </w:r>
-      <w:proofErr w:type="spellStart"/>
-      <w:r>
-        <w:rPr>
-          <w:lang w:val="en-ID"/>
-        </w:rPr>
-        <w:t>isi</w:t>
-      </w:r>
-      <w:proofErr w:type="spellEnd"/>
-      <w:r>
-        <w:rPr>
-          <w:lang w:val="en-ID"/>
-        </w:rPr>
-        <w:t xml:space="preserve"> </w:t>
-      </w:r>
-      <w:proofErr w:type="spellStart"/>
-      <w:r>
-        <w:rPr>
-          <w:lang w:val="en-ID"/>
-        </w:rPr>
-        <w:t>dengan</w:t>
-      </w:r>
-      <w:proofErr w:type="spellEnd"/>
-      <w:r>
-        <w:rPr>
-          <w:lang w:val="en-ID"/>
-        </w:rPr>
-        <w:t xml:space="preserve"> </w:t>
-      </w:r>
-      <w:proofErr w:type="spellStart"/>
-      <w:r>
-        <w:rPr>
-          <w:lang w:val="en-ID"/>
-        </w:rPr>
-        <w:t>penjelasan</w:t>
-      </w:r>
-      <w:proofErr w:type="spellEnd"/>
-      <w:r>
-        <w:rPr>
-          <w:lang w:val="en-ID"/>
-        </w:rPr>
-        <w:t xml:space="preserve"> source code]</w:t>
+    </w:p>
+    <w:p>
+      <w:pPr>
+        <w:pStyle w:val="ListParagraph"/>
+        <w:ind w:left="1134"/>
+        <w:rPr>
+          <w:lang w:val="en-ID"/>
+        </w:rPr>
+      </w:pPr>
+      <w:r>
+        <w:rPr>
+          <w:lang w:val="en-ID"/>
+        </w:rPr>
+        <w:t>[masukkan screenshot output]</w:t>
+      </w:r>
+    </w:p>
+    <w:p>
+      <w:pPr>
+        <w:pStyle w:val="ListParagraph"/>
+        <w:ind w:left="1134"/>
+        <w:rPr>
+          <w:lang w:val="en-ID"/>
+        </w:rPr>
+      </w:pPr>
+    </w:p>
+    <w:p>
+      <w:pPr>
+        <w:pStyle w:val="ListParagraph"/>
+        <w:ind w:left="1134"/>
+        <w:rPr>
+          <w:lang w:val="en-ID"/>
+        </w:rPr>
+      </w:pPr>
+      <w:r>
+        <w:rPr>
+          <w:lang w:val="en-ID"/>
+        </w:rPr>
+        <w:t>Penjelasan :</w:t>
+      </w:r>
+    </w:p>
+    <w:p>
+      <w:pPr>
+        <w:pStyle w:val="ListParagraph"/>
+        <w:ind w:left="1134"/>
+        <w:rPr>
+          <w:lang w:val="en-ID"/>
+        </w:rPr>
+      </w:pPr>
+      <w:r>
+        <w:rPr>
+          <w:lang w:val="en-ID"/>
+        </w:rPr>
+        <w:t>[isi dengan penjelasan source code]</w:t>
       </w:r>
     </w:p>
     <w:p>
@@ -1365,61 +971,7 @@
         <w:rPr>
           <w:lang w:val="en-ID"/>
         </w:rPr>
-        <w:t>[</w:t>
-      </w:r>
-      <w:proofErr w:type="spellStart"/>
-      <w:r>
-        <w:rPr>
-          <w:lang w:val="en-ID"/>
-        </w:rPr>
-        <w:t>isi</w:t>
-      </w:r>
-      <w:proofErr w:type="spellEnd"/>
-      <w:r>
-        <w:rPr>
-          <w:lang w:val="en-ID"/>
-        </w:rPr>
-        <w:t xml:space="preserve"> </w:t>
-      </w:r>
-      <w:proofErr w:type="spellStart"/>
-      <w:r>
-        <w:rPr>
-          <w:lang w:val="en-ID"/>
-        </w:rPr>
-        <w:t>dengan</w:t>
-      </w:r>
-      <w:proofErr w:type="spellEnd"/>
-      <w:r>
-        <w:rPr>
-          <w:lang w:val="en-ID"/>
-        </w:rPr>
-        <w:t xml:space="preserve"> </w:t>
-      </w:r>
-      <w:proofErr w:type="spellStart"/>
-      <w:r>
-        <w:rPr>
-          <w:lang w:val="en-ID"/>
-        </w:rPr>
-        <w:t>soal</w:t>
-      </w:r>
-      <w:proofErr w:type="spellEnd"/>
-      <w:r>
-        <w:rPr>
-          <w:lang w:val="en-ID"/>
-        </w:rPr>
-        <w:t xml:space="preserve"> unguided </w:t>
-      </w:r>
-      <w:r>
-        <w:rPr>
-          <w:lang w:val="en-ID"/>
-        </w:rPr>
-        <w:t>2</w:t>
-      </w:r>
-      <w:r>
-        <w:rPr>
-          <w:lang w:val="en-ID"/>
-        </w:rPr>
-        <w:t>]</w:t>
+        <w:t>[isi dengan soal unguided 2]</w:t>
       </w:r>
     </w:p>
     <w:p>
@@ -1445,22 +997,12 @@
           <w:lang w:val="en-ID"/>
         </w:rPr>
       </w:pPr>
-      <w:proofErr w:type="spellStart"/>
-      <w:proofErr w:type="gramStart"/>
-      <w:r>
-        <w:rPr>
-          <w:lang w:val="en-ID"/>
-        </w:rPr>
-        <w:t>Jawaban</w:t>
-      </w:r>
-      <w:proofErr w:type="spellEnd"/>
-      <w:r>
-        <w:rPr>
-          <w:lang w:val="en-ID"/>
-        </w:rPr>
-        <w:t xml:space="preserve"> :</w:t>
-      </w:r>
-      <w:proofErr w:type="gramEnd"/>
+      <w:r>
+        <w:rPr>
+          <w:lang w:val="en-ID"/>
+        </w:rPr>
+        <w:t>Jawaban :</w:t>
+      </w:r>
       <w:r>
         <w:rPr>
           <w:lang w:val="en-ID"/>
@@ -1501,47 +1043,7 @@
                 <w:szCs w:val="22"/>
                 <w:lang w:val="en-ID"/>
               </w:rPr>
-              <w:t>[</w:t>
-            </w:r>
-            <w:proofErr w:type="spellStart"/>
-            <w:r>
-              <w:rPr>
-                <w:rFonts w:ascii="Courier New" w:hAnsi="Courier New" w:cs="Courier New"/>
-                <w:sz w:val="22"/>
-                <w:szCs w:val="22"/>
-                <w:lang w:val="en-ID"/>
-              </w:rPr>
-              <w:t>isi</w:t>
-            </w:r>
-            <w:proofErr w:type="spellEnd"/>
-            <w:r>
-              <w:rPr>
-                <w:rFonts w:ascii="Courier New" w:hAnsi="Courier New" w:cs="Courier New"/>
-                <w:sz w:val="22"/>
-                <w:szCs w:val="22"/>
-                <w:lang w:val="en-ID"/>
-              </w:rPr>
-              <w:t xml:space="preserve"> </w:t>
-            </w:r>
-            <w:proofErr w:type="spellStart"/>
-            <w:r>
-              <w:rPr>
-                <w:rFonts w:ascii="Courier New" w:hAnsi="Courier New" w:cs="Courier New"/>
-                <w:sz w:val="22"/>
-                <w:szCs w:val="22"/>
-                <w:lang w:val="en-ID"/>
-              </w:rPr>
-              <w:t>dengan</w:t>
-            </w:r>
-            <w:proofErr w:type="spellEnd"/>
-            <w:r>
-              <w:rPr>
-                <w:rFonts w:ascii="Courier New" w:hAnsi="Courier New" w:cs="Courier New"/>
-                <w:sz w:val="22"/>
-                <w:szCs w:val="22"/>
-                <w:lang w:val="en-ID"/>
-              </w:rPr>
-              <w:t xml:space="preserve"> source code]</w:t>
+              <w:t>[isi dengan source code]</w:t>
             </w:r>
           </w:p>
         </w:tc>
@@ -1564,133 +1066,65 @@
           <w:lang w:val="en-ID"/>
         </w:rPr>
       </w:pPr>
-      <w:proofErr w:type="gramStart"/>
       <w:r>
         <w:rPr>
           <w:lang w:val="en-ID"/>
         </w:rPr>
         <w:t>Output :</w:t>
       </w:r>
-      <w:proofErr w:type="gramEnd"/>
-    </w:p>
-    <w:p>
-      <w:pPr>
-        <w:pStyle w:val="ListParagraph"/>
-        <w:ind w:left="1134"/>
-        <w:rPr>
-          <w:lang w:val="en-ID"/>
-        </w:rPr>
-      </w:pPr>
-      <w:r>
-        <w:rPr>
-          <w:lang w:val="en-ID"/>
-        </w:rPr>
-        <w:t>[</w:t>
-      </w:r>
-      <w:proofErr w:type="spellStart"/>
-      <w:r>
-        <w:rPr>
-          <w:lang w:val="en-ID"/>
-        </w:rPr>
-        <w:t>masukkan</w:t>
-      </w:r>
-      <w:proofErr w:type="spellEnd"/>
-      <w:r>
-        <w:rPr>
-          <w:lang w:val="en-ID"/>
-        </w:rPr>
-        <w:t xml:space="preserve"> screenshot output]</w:t>
-      </w:r>
-    </w:p>
-    <w:p>
-      <w:pPr>
-        <w:pStyle w:val="ListParagraph"/>
-        <w:ind w:left="1134"/>
-        <w:rPr>
-          <w:lang w:val="en-ID"/>
-        </w:rPr>
-      </w:pPr>
-    </w:p>
-    <w:p>
-      <w:pPr>
-        <w:pStyle w:val="ListParagraph"/>
-        <w:ind w:left="1134"/>
-        <w:rPr>
-          <w:lang w:val="en-ID"/>
-        </w:rPr>
-      </w:pPr>
-      <w:proofErr w:type="spellStart"/>
-      <w:proofErr w:type="gramStart"/>
-      <w:r>
-        <w:rPr>
-          <w:lang w:val="en-ID"/>
-        </w:rPr>
-        <w:t>Penjelasan</w:t>
-      </w:r>
-      <w:proofErr w:type="spellEnd"/>
-      <w:r>
-        <w:rPr>
-          <w:lang w:val="en-ID"/>
-        </w:rPr>
-        <w:t xml:space="preserve"> :</w:t>
-      </w:r>
-      <w:proofErr w:type="gramEnd"/>
-    </w:p>
-    <w:p>
-      <w:pPr>
-        <w:pStyle w:val="ListParagraph"/>
-        <w:ind w:left="1134"/>
-        <w:rPr>
-          <w:lang w:val="en-ID"/>
-        </w:rPr>
-      </w:pPr>
-      <w:r>
-        <w:rPr>
-          <w:lang w:val="en-ID"/>
-        </w:rPr>
-        <w:t>[</w:t>
-      </w:r>
-      <w:proofErr w:type="spellStart"/>
-      <w:r>
-        <w:rPr>
-          <w:lang w:val="en-ID"/>
-        </w:rPr>
-        <w:t>isi</w:t>
-      </w:r>
-      <w:proofErr w:type="spellEnd"/>
-      <w:r>
-        <w:rPr>
-          <w:lang w:val="en-ID"/>
-        </w:rPr>
-        <w:t xml:space="preserve"> </w:t>
-      </w:r>
-      <w:proofErr w:type="spellStart"/>
-      <w:r>
-        <w:rPr>
-          <w:lang w:val="en-ID"/>
-        </w:rPr>
-        <w:t>dengan</w:t>
-      </w:r>
-      <w:proofErr w:type="spellEnd"/>
-      <w:r>
-        <w:rPr>
-          <w:lang w:val="en-ID"/>
-        </w:rPr>
-        <w:t xml:space="preserve"> </w:t>
-      </w:r>
-      <w:proofErr w:type="spellStart"/>
-      <w:r>
-        <w:rPr>
-          <w:lang w:val="en-ID"/>
-        </w:rPr>
-        <w:t>penjelasan</w:t>
-      </w:r>
-      <w:proofErr w:type="spellEnd"/>
-      <w:r>
-        <w:rPr>
-          <w:lang w:val="en-ID"/>
-        </w:rPr>
-        <w:t xml:space="preserve"> source code]</w:t>
+    </w:p>
+    <w:p>
+      <w:pPr>
+        <w:pStyle w:val="ListParagraph"/>
+        <w:ind w:left="1134"/>
+        <w:rPr>
+          <w:lang w:val="en-ID"/>
+        </w:rPr>
+      </w:pPr>
+      <w:r>
+        <w:rPr>
+          <w:lang w:val="en-ID"/>
+        </w:rPr>
+        <w:t>[masukkan screenshot output]</w:t>
+      </w:r>
+    </w:p>
+    <w:p>
+      <w:pPr>
+        <w:pStyle w:val="ListParagraph"/>
+        <w:ind w:left="1134"/>
+        <w:rPr>
+          <w:lang w:val="en-ID"/>
+        </w:rPr>
+      </w:pPr>
+    </w:p>
+    <w:p>
+      <w:pPr>
+        <w:pStyle w:val="ListParagraph"/>
+        <w:ind w:left="1134"/>
+        <w:rPr>
+          <w:lang w:val="en-ID"/>
+        </w:rPr>
+      </w:pPr>
+      <w:r>
+        <w:rPr>
+          <w:lang w:val="en-ID"/>
+        </w:rPr>
+        <w:t>Penjelasan :</w:t>
+      </w:r>
+    </w:p>
+    <w:p>
+      <w:pPr>
+        <w:pStyle w:val="ListParagraph"/>
+        <w:ind w:left="1134"/>
+        <w:rPr>
+          <w:lang w:val="en-ID"/>
+        </w:rPr>
+      </w:pPr>
+      <w:r>
+        <w:rPr>
+          <w:lang w:val="en-ID"/>
+        </w:rPr>
+        <w:t>[isi dengan penjelasan source code]</w:t>
       </w:r>
     </w:p>
     <w:p>
@@ -1736,61 +1170,7 @@
         <w:rPr>
           <w:lang w:val="en-ID"/>
         </w:rPr>
-        <w:t>[</w:t>
-      </w:r>
-      <w:proofErr w:type="spellStart"/>
-      <w:r>
-        <w:rPr>
-          <w:lang w:val="en-ID"/>
-        </w:rPr>
-        <w:t>isi</w:t>
-      </w:r>
-      <w:proofErr w:type="spellEnd"/>
-      <w:r>
-        <w:rPr>
-          <w:lang w:val="en-ID"/>
-        </w:rPr>
-        <w:t xml:space="preserve"> </w:t>
-      </w:r>
-      <w:proofErr w:type="spellStart"/>
-      <w:r>
-        <w:rPr>
-          <w:lang w:val="en-ID"/>
-        </w:rPr>
-        <w:t>dengan</w:t>
-      </w:r>
-      <w:proofErr w:type="spellEnd"/>
-      <w:r>
-        <w:rPr>
-          <w:lang w:val="en-ID"/>
-        </w:rPr>
-        <w:t xml:space="preserve"> </w:t>
-      </w:r>
-      <w:proofErr w:type="spellStart"/>
-      <w:r>
-        <w:rPr>
-          <w:lang w:val="en-ID"/>
-        </w:rPr>
-        <w:t>soal</w:t>
-      </w:r>
-      <w:proofErr w:type="spellEnd"/>
-      <w:r>
-        <w:rPr>
-          <w:lang w:val="en-ID"/>
-        </w:rPr>
-        <w:t xml:space="preserve"> unguided </w:t>
-      </w:r>
-      <w:r>
-        <w:rPr>
-          <w:lang w:val="en-ID"/>
-        </w:rPr>
-        <w:t>3</w:t>
-      </w:r>
-      <w:r>
-        <w:rPr>
-          <w:lang w:val="en-ID"/>
-        </w:rPr>
-        <w:t>]</w:t>
+        <w:t>[isi dengan soal unguided 3]</w:t>
       </w:r>
     </w:p>
     <w:p>
@@ -1816,22 +1196,12 @@
           <w:lang w:val="en-ID"/>
         </w:rPr>
       </w:pPr>
-      <w:proofErr w:type="spellStart"/>
-      <w:proofErr w:type="gramStart"/>
-      <w:r>
-        <w:rPr>
-          <w:lang w:val="en-ID"/>
-        </w:rPr>
-        <w:t>Jawaban</w:t>
-      </w:r>
-      <w:proofErr w:type="spellEnd"/>
-      <w:r>
-        <w:rPr>
-          <w:lang w:val="en-ID"/>
-        </w:rPr>
-        <w:t xml:space="preserve"> :</w:t>
-      </w:r>
-      <w:proofErr w:type="gramEnd"/>
+      <w:r>
+        <w:rPr>
+          <w:lang w:val="en-ID"/>
+        </w:rPr>
+        <w:t>Jawaban :</w:t>
+      </w:r>
       <w:r>
         <w:rPr>
           <w:lang w:val="en-ID"/>
@@ -1872,47 +1242,7 @@
                 <w:szCs w:val="22"/>
                 <w:lang w:val="en-ID"/>
               </w:rPr>
-              <w:t>[</w:t>
-            </w:r>
-            <w:proofErr w:type="spellStart"/>
-            <w:r>
-              <w:rPr>
-                <w:rFonts w:ascii="Courier New" w:hAnsi="Courier New" w:cs="Courier New"/>
-                <w:sz w:val="22"/>
-                <w:szCs w:val="22"/>
-                <w:lang w:val="en-ID"/>
-              </w:rPr>
-              <w:t>isi</w:t>
-            </w:r>
-            <w:proofErr w:type="spellEnd"/>
-            <w:r>
-              <w:rPr>
-                <w:rFonts w:ascii="Courier New" w:hAnsi="Courier New" w:cs="Courier New"/>
-                <w:sz w:val="22"/>
-                <w:szCs w:val="22"/>
-                <w:lang w:val="en-ID"/>
-              </w:rPr>
-              <w:t xml:space="preserve"> </w:t>
-            </w:r>
-            <w:proofErr w:type="spellStart"/>
-            <w:r>
-              <w:rPr>
-                <w:rFonts w:ascii="Courier New" w:hAnsi="Courier New" w:cs="Courier New"/>
-                <w:sz w:val="22"/>
-                <w:szCs w:val="22"/>
-                <w:lang w:val="en-ID"/>
-              </w:rPr>
-              <w:t>dengan</w:t>
-            </w:r>
-            <w:proofErr w:type="spellEnd"/>
-            <w:r>
-              <w:rPr>
-                <w:rFonts w:ascii="Courier New" w:hAnsi="Courier New" w:cs="Courier New"/>
-                <w:sz w:val="22"/>
-                <w:szCs w:val="22"/>
-                <w:lang w:val="en-ID"/>
-              </w:rPr>
-              <w:t xml:space="preserve"> source code]</w:t>
+              <w:t>[isi dengan source code]</w:t>
             </w:r>
           </w:p>
         </w:tc>
@@ -1935,133 +1265,65 @@
           <w:lang w:val="en-ID"/>
         </w:rPr>
       </w:pPr>
-      <w:proofErr w:type="gramStart"/>
       <w:r>
         <w:rPr>
           <w:lang w:val="en-ID"/>
         </w:rPr>
         <w:t>Output :</w:t>
       </w:r>
-      <w:proofErr w:type="gramEnd"/>
-    </w:p>
-    <w:p>
-      <w:pPr>
-        <w:pStyle w:val="ListParagraph"/>
-        <w:ind w:left="1134"/>
-        <w:rPr>
-          <w:lang w:val="en-ID"/>
-        </w:rPr>
-      </w:pPr>
-      <w:r>
-        <w:rPr>
-          <w:lang w:val="en-ID"/>
-        </w:rPr>
-        <w:t>[</w:t>
-      </w:r>
-      <w:proofErr w:type="spellStart"/>
-      <w:r>
-        <w:rPr>
-          <w:lang w:val="en-ID"/>
-        </w:rPr>
-        <w:t>masukkan</w:t>
-      </w:r>
-      <w:proofErr w:type="spellEnd"/>
-      <w:r>
-        <w:rPr>
-          <w:lang w:val="en-ID"/>
-        </w:rPr>
-        <w:t xml:space="preserve"> screenshot output]</w:t>
-      </w:r>
-    </w:p>
-    <w:p>
-      <w:pPr>
-        <w:pStyle w:val="ListParagraph"/>
-        <w:ind w:left="1134"/>
-        <w:rPr>
-          <w:lang w:val="en-ID"/>
-        </w:rPr>
-      </w:pPr>
-    </w:p>
-    <w:p>
-      <w:pPr>
-        <w:pStyle w:val="ListParagraph"/>
-        <w:ind w:left="1134"/>
-        <w:rPr>
-          <w:lang w:val="en-ID"/>
-        </w:rPr>
-      </w:pPr>
-      <w:proofErr w:type="spellStart"/>
-      <w:proofErr w:type="gramStart"/>
-      <w:r>
-        <w:rPr>
-          <w:lang w:val="en-ID"/>
-        </w:rPr>
-        <w:t>Penjelasan</w:t>
-      </w:r>
-      <w:proofErr w:type="spellEnd"/>
-      <w:r>
-        <w:rPr>
-          <w:lang w:val="en-ID"/>
-        </w:rPr>
-        <w:t xml:space="preserve"> :</w:t>
-      </w:r>
-      <w:proofErr w:type="gramEnd"/>
-    </w:p>
-    <w:p>
-      <w:pPr>
-        <w:pStyle w:val="ListParagraph"/>
-        <w:ind w:left="1134"/>
-        <w:rPr>
-          <w:lang w:val="en-ID"/>
-        </w:rPr>
-      </w:pPr>
-      <w:r>
-        <w:rPr>
-          <w:lang w:val="en-ID"/>
-        </w:rPr>
-        <w:t>[</w:t>
-      </w:r>
-      <w:proofErr w:type="spellStart"/>
-      <w:r>
-        <w:rPr>
-          <w:lang w:val="en-ID"/>
-        </w:rPr>
-        <w:t>isi</w:t>
-      </w:r>
-      <w:proofErr w:type="spellEnd"/>
-      <w:r>
-        <w:rPr>
-          <w:lang w:val="en-ID"/>
-        </w:rPr>
-        <w:t xml:space="preserve"> </w:t>
-      </w:r>
-      <w:proofErr w:type="spellStart"/>
-      <w:r>
-        <w:rPr>
-          <w:lang w:val="en-ID"/>
-        </w:rPr>
-        <w:t>dengan</w:t>
-      </w:r>
-      <w:proofErr w:type="spellEnd"/>
-      <w:r>
-        <w:rPr>
-          <w:lang w:val="en-ID"/>
-        </w:rPr>
-        <w:t xml:space="preserve"> </w:t>
-      </w:r>
-      <w:proofErr w:type="spellStart"/>
-      <w:r>
-        <w:rPr>
-          <w:lang w:val="en-ID"/>
-        </w:rPr>
-        <w:t>penjelasan</w:t>
-      </w:r>
-      <w:proofErr w:type="spellEnd"/>
-      <w:r>
-        <w:rPr>
-          <w:lang w:val="en-ID"/>
-        </w:rPr>
-        <w:t xml:space="preserve"> source code]</w:t>
+    </w:p>
+    <w:p>
+      <w:pPr>
+        <w:pStyle w:val="ListParagraph"/>
+        <w:ind w:left="1134"/>
+        <w:rPr>
+          <w:lang w:val="en-ID"/>
+        </w:rPr>
+      </w:pPr>
+      <w:r>
+        <w:rPr>
+          <w:lang w:val="en-ID"/>
+        </w:rPr>
+        <w:t>[masukkan screenshot output]</w:t>
+      </w:r>
+    </w:p>
+    <w:p>
+      <w:pPr>
+        <w:pStyle w:val="ListParagraph"/>
+        <w:ind w:left="1134"/>
+        <w:rPr>
+          <w:lang w:val="en-ID"/>
+        </w:rPr>
+      </w:pPr>
+    </w:p>
+    <w:p>
+      <w:pPr>
+        <w:pStyle w:val="ListParagraph"/>
+        <w:ind w:left="1134"/>
+        <w:rPr>
+          <w:lang w:val="en-ID"/>
+        </w:rPr>
+      </w:pPr>
+      <w:r>
+        <w:rPr>
+          <w:lang w:val="en-ID"/>
+        </w:rPr>
+        <w:t>Penjelasan :</w:t>
+      </w:r>
+    </w:p>
+    <w:p>
+      <w:pPr>
+        <w:pStyle w:val="ListParagraph"/>
+        <w:ind w:left="1134"/>
+        <w:rPr>
+          <w:lang w:val="en-ID"/>
+        </w:rPr>
+      </w:pPr>
+      <w:r>
+        <w:rPr>
+          <w:lang w:val="en-ID"/>
+        </w:rPr>
+        <w:t>[isi dengan penjelasan source code]</w:t>
       </w:r>
     </w:p>
     <w:p>
@@ -2100,49 +1362,7 @@
         <w:rPr>
           <w:lang w:val="en-ID"/>
         </w:rPr>
-        <w:t>[</w:t>
-      </w:r>
-      <w:proofErr w:type="spellStart"/>
-      <w:r>
-        <w:rPr>
-          <w:lang w:val="en-ID"/>
-        </w:rPr>
-        <w:t>isi</w:t>
-      </w:r>
-      <w:proofErr w:type="spellEnd"/>
-      <w:r>
-        <w:rPr>
-          <w:lang w:val="en-ID"/>
-        </w:rPr>
-        <w:t xml:space="preserve"> </w:t>
-      </w:r>
-      <w:proofErr w:type="spellStart"/>
-      <w:r>
-        <w:rPr>
-          <w:lang w:val="en-ID"/>
-        </w:rPr>
-        <w:t>dengan</w:t>
-      </w:r>
-      <w:proofErr w:type="spellEnd"/>
-      <w:r>
-        <w:rPr>
-          <w:lang w:val="en-ID"/>
-        </w:rPr>
-        <w:t xml:space="preserve"> Kesimpulan </w:t>
-      </w:r>
-      <w:proofErr w:type="spellStart"/>
-      <w:r>
-        <w:rPr>
-          <w:lang w:val="en-ID"/>
-        </w:rPr>
-        <w:t>praktikum</w:t>
-      </w:r>
-      <w:proofErr w:type="spellEnd"/>
-      <w:r>
-        <w:rPr>
-          <w:lang w:val="en-ID"/>
-        </w:rPr>
-        <w:t>]</w:t>
+        <w:t>[isi dengan Kesimpulan praktikum]</w:t>
       </w:r>
     </w:p>
     <w:p>
